--- a/Documents/Participant_Information_Sheet.docx
+++ b/Documents/Participant_Information_Sheet.docx
@@ -97,7 +97,23 @@
                 <w:color w:val="000000" w:themeColor="text1"/>
                 <w:lang w:val="en-US"/>
               </w:rPr>
-              <w:t>Beyond the Barrier: Investigating CV &amp; AI-Driven Feedback Systems to Democratise Performance Coaching in Sim Racing</w:t>
+              <w:t xml:space="preserve">Beyond the Barrier: Investigating CV &amp; AI-Driven Feedback Systems to </w:t>
+            </w:r>
+            <w:proofErr w:type="spellStart"/>
+            <w:r>
+              <w:rPr>
+                <w:color w:val="000000" w:themeColor="text1"/>
+                <w:lang w:val="en-US"/>
+              </w:rPr>
+              <w:t>Democratise</w:t>
+            </w:r>
+            <w:proofErr w:type="spellEnd"/>
+            <w:r>
+              <w:rPr>
+                <w:color w:val="000000" w:themeColor="text1"/>
+                <w:lang w:val="en-US"/>
+              </w:rPr>
+              <w:t xml:space="preserve"> Performance Coaching in Sim Racing</w:t>
             </w:r>
             <w:r>
               <w:rPr>
@@ -1000,2006 +1016,6 @@
         </w:rPr>
       </w:pPr>
     </w:p>
-    <w:p>
-      <w:pPr>
-        <w:jc w:val="both"/>
-        <w:rPr>
-          <w:b/>
-          <w:bCs/>
-        </w:rPr>
-      </w:pPr>
-      <w:r>
-        <w:rPr>
-          <w:b/>
-          <w:bCs/>
-        </w:rPr>
-        <w:t>INFORMED CONSENT FORM</w:t>
-      </w:r>
-    </w:p>
-    <w:p>
-      <w:pPr>
-        <w:jc w:val="both"/>
-        <w:rPr>
-          <w:rFonts w:ascii="Helvetica" w:hAnsi="Helvetica" w:cstheme="majorBidi"/>
-          <w:b/>
-          <w:bCs/>
-        </w:rPr>
-      </w:pPr>
-    </w:p>
-    <w:tbl>
-      <w:tblPr>
-        <w:tblStyle w:val="TableGrid"/>
-        <w:tblW w:w="0" w:type="auto"/>
-        <w:tblLook w:val="04A0" w:firstRow="1" w:lastRow="0" w:firstColumn="1" w:lastColumn="0" w:noHBand="0" w:noVBand="1"/>
-      </w:tblPr>
-      <w:tblGrid>
-        <w:gridCol w:w="2677"/>
-        <w:gridCol w:w="6339"/>
-      </w:tblGrid>
-      <w:tr>
-        <w:trPr>
-          <w:trHeight w:val="572"/>
-        </w:trPr>
-        <w:tc>
-          <w:tcPr>
-            <w:tcW w:w="2677" w:type="dxa"/>
-            <w:tcBorders>
-              <w:bottom w:val="single" w:sz="4" w:space="0" w:color="auto"/>
-            </w:tcBorders>
-            <w:shd w:val="clear" w:color="auto" w:fill="D9D9D9" w:themeFill="background1" w:themeFillShade="D9"/>
-          </w:tcPr>
-          <w:p>
-            <w:pPr>
-              <w:rPr>
-                <w:b/>
-                <w:bCs/>
-              </w:rPr>
-            </w:pPr>
-            <w:r>
-              <w:rPr>
-                <w:b/>
-                <w:bCs/>
-              </w:rPr>
-              <w:t>Project Title:</w:t>
-            </w:r>
-          </w:p>
-        </w:tc>
-        <w:tc>
-          <w:tcPr>
-            <w:tcW w:w="6339" w:type="dxa"/>
-            <w:tcBorders>
-              <w:bottom w:val="single" w:sz="4" w:space="0" w:color="auto"/>
-            </w:tcBorders>
-          </w:tcPr>
-          <w:p>
-            <w:r>
-              <w:rPr>
-                <w:color w:val="000000" w:themeColor="text1"/>
-                <w:lang w:val="en-US"/>
-              </w:rPr>
-              <w:t>Beyond the Barrier: Investigating CV &amp; AI-Driven Feedback Systems to Democratise Performance Coaching in Sim Racing</w:t>
-            </w:r>
-            <w:r>
-              <w:rPr>
-                <w:color w:val="000000" w:themeColor="text1"/>
-              </w:rPr>
-              <w:t>​</w:t>
-            </w:r>
-          </w:p>
-        </w:tc>
-      </w:tr>
-      <w:tr>
-        <w:trPr>
-          <w:trHeight w:val="287"/>
-        </w:trPr>
-        <w:tc>
-          <w:tcPr>
-            <w:tcW w:w="2677" w:type="dxa"/>
-            <w:tcBorders>
-              <w:top w:val="single" w:sz="4" w:space="0" w:color="auto"/>
-              <w:left w:val="single" w:sz="4" w:space="0" w:color="auto"/>
-              <w:bottom w:val="single" w:sz="4" w:space="0" w:color="auto"/>
-              <w:right w:val="single" w:sz="4" w:space="0" w:color="auto"/>
-            </w:tcBorders>
-            <w:shd w:val="clear" w:color="auto" w:fill="D9D9D9" w:themeFill="background1" w:themeFillShade="D9"/>
-          </w:tcPr>
-          <w:p>
-            <w:pPr>
-              <w:rPr>
-                <w:b/>
-                <w:bCs/>
-              </w:rPr>
-            </w:pPr>
-            <w:r>
-              <w:rPr>
-                <w:b/>
-                <w:bCs/>
-              </w:rPr>
-              <w:t>Ethics Reference ID#:</w:t>
-            </w:r>
-          </w:p>
-        </w:tc>
-        <w:tc>
-          <w:tcPr>
-            <w:tcW w:w="6339" w:type="dxa"/>
-            <w:tcBorders>
-              <w:top w:val="single" w:sz="4" w:space="0" w:color="auto"/>
-              <w:left w:val="single" w:sz="4" w:space="0" w:color="auto"/>
-              <w:bottom w:val="single" w:sz="4" w:space="0" w:color="auto"/>
-              <w:right w:val="single" w:sz="4" w:space="0" w:color="auto"/>
-            </w:tcBorders>
-          </w:tcPr>
-          <w:p>
-            <w:r>
-              <w:t>N/A</w:t>
-            </w:r>
-          </w:p>
-        </w:tc>
-      </w:tr>
-      <w:tr>
-        <w:trPr>
-          <w:trHeight w:val="321"/>
-        </w:trPr>
-        <w:tc>
-          <w:tcPr>
-            <w:tcW w:w="2677" w:type="dxa"/>
-            <w:tcBorders>
-              <w:top w:val="single" w:sz="4" w:space="0" w:color="auto"/>
-            </w:tcBorders>
-            <w:shd w:val="clear" w:color="auto" w:fill="D9D9D9" w:themeFill="background1" w:themeFillShade="D9"/>
-          </w:tcPr>
-          <w:p>
-            <w:pPr>
-              <w:rPr>
-                <w:b/>
-                <w:bCs/>
-              </w:rPr>
-            </w:pPr>
-            <w:r>
-              <w:rPr>
-                <w:b/>
-                <w:bCs/>
-              </w:rPr>
-              <w:t>Participant ID#:</w:t>
-            </w:r>
-          </w:p>
-        </w:tc>
-        <w:tc>
-          <w:tcPr>
-            <w:tcW w:w="6339" w:type="dxa"/>
-            <w:tcBorders>
-              <w:top w:val="single" w:sz="4" w:space="0" w:color="auto"/>
-            </w:tcBorders>
-          </w:tcPr>
-          <w:p>
-            <w:r>
-              <w:t>N/A</w:t>
-            </w:r>
-          </w:p>
-        </w:tc>
-      </w:tr>
-    </w:tbl>
-    <w:p>
-      <w:pPr>
-        <w:pStyle w:val="Header"/>
-        <w:jc w:val="both"/>
-        <w:rPr>
-          <w:b/>
-          <w:bCs/>
-        </w:rPr>
-      </w:pPr>
-      <w:r>
-        <w:rPr>
-          <w:b/>
-          <w:bCs/>
-        </w:rPr>
-        <w:t>PLEASE INITIAL BOX</w:t>
-      </w:r>
-    </w:p>
-    <w:p>
-      <w:pPr>
-        <w:numPr>
-          <w:ilvl w:val="0"/>
-          <w:numId w:val="1"/>
-        </w:numPr>
-        <w:tabs>
-          <w:tab w:val="clear" w:pos="907"/>
-          <w:tab w:val="left" w:pos="540"/>
-        </w:tabs>
-        <w:spacing w:before="120" w:after="120"/>
-        <w:ind w:left="360" w:right="900"/>
-        <w:contextualSpacing/>
-        <w:jc w:val="both"/>
-        <w:rPr>
-          <w:rFonts w:eastAsia="Times New Roman"/>
-          <w:lang w:eastAsia="en-GB"/>
-        </w:rPr>
-      </w:pPr>
-      <w:r>
-        <w:rPr>
-          <w:noProof/>
-        </w:rPr>
-        <mc:AlternateContent>
-          <mc:Choice Requires="wps">
-            <w:drawing>
-              <wp:inline distT="0" distB="0" distL="0" distR="0" wp14:anchorId="11F739A0" wp14:editId="546A68D2">
-                <wp:extent cx="355600" cy="355600"/>
-                <wp:effectExtent l="0" t="0" r="25400" b="25400"/>
-                <wp:docPr id="1858462694" name="Rectangle 8"/>
-                <wp:cNvGraphicFramePr/>
-                <a:graphic xmlns:a="http://schemas.openxmlformats.org/drawingml/2006/main">
-                  <a:graphicData uri="http://schemas.microsoft.com/office/word/2010/wordprocessingShape">
-                    <wps:wsp>
-                      <wps:cNvSpPr/>
-                      <wps:spPr>
-                        <a:xfrm>
-                          <a:off x="0" y="0"/>
-                          <a:ext cx="355600" cy="355600"/>
-                        </a:xfrm>
-                        <a:prstGeom prst="rect">
-                          <a:avLst/>
-                        </a:prstGeom>
-                        <a:noFill/>
-                        <a:ln w="28575">
-                          <a:solidFill>
-                            <a:schemeClr val="tx1"/>
-                          </a:solidFill>
-                        </a:ln>
-                      </wps:spPr>
-                      <wps:style>
-                        <a:lnRef idx="2">
-                          <a:schemeClr val="accent1">
-                            <a:shade val="50000"/>
-                          </a:schemeClr>
-                        </a:lnRef>
-                        <a:fillRef idx="1">
-                          <a:schemeClr val="accent1"/>
-                        </a:fillRef>
-                        <a:effectRef idx="0">
-                          <a:schemeClr val="accent1"/>
-                        </a:effectRef>
-                        <a:fontRef idx="minor">
-                          <a:schemeClr val="lt1"/>
-                        </a:fontRef>
-                      </wps:style>
-                      <wps:bodyPr rot="0" spcFirstLastPara="0" vertOverflow="overflow" horzOverflow="overflow" vert="horz" wrap="square" lIns="91440" tIns="45720" rIns="91440" bIns="45720" numCol="1" spcCol="0" rtlCol="0" fromWordArt="0" anchor="ctr" anchorCtr="0" forceAA="0" compatLnSpc="1">
-                        <a:prstTxWarp prst="textNoShape">
-                          <a:avLst/>
-                        </a:prstTxWarp>
-                        <a:noAutofit/>
-                      </wps:bodyPr>
-                    </wps:wsp>
-                  </a:graphicData>
-                </a:graphic>
-              </wp:inline>
-            </w:drawing>
-          </mc:Choice>
-          <mc:Fallback>
-            <w:pict>
-              <v:rect w14:anchorId="2CB9CD23" id="Rectangle 8" o:spid="_x0000_s1026" style="width:28pt;height:28pt;visibility:visible;mso-wrap-style:square;mso-left-percent:-10001;mso-top-percent:-10001;mso-position-horizontal:absolute;mso-position-horizontal-relative:char;mso-position-vertical:absolute;mso-position-vertical-relative:line;mso-left-percent:-10001;mso-top-percent:-10001;v-text-anchor:middle" o:gfxdata="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" filled="f" strokecolor="black [3213]" strokeweight="2.25pt">
-                <w10:anchorlock/>
-              </v:rect>
-            </w:pict>
-          </mc:Fallback>
-        </mc:AlternateContent>
-      </w:r>
-      <w:r>
-        <w:rPr>
-          <w:rFonts w:eastAsia="Times New Roman"/>
-          <w:lang w:eastAsia="en-GB"/>
-        </w:rPr>
-        <w:t>I confirm that I have read the Participant Information Sheet [v1; Mar 23] and I fully understand what is expected of me within this project. I have had the opportunity to ask questions and have had these answered satisfactorily.</w:t>
-      </w:r>
-    </w:p>
-    <w:p>
-      <w:pPr>
-        <w:tabs>
-          <w:tab w:val="left" w:pos="540"/>
-        </w:tabs>
-        <w:spacing w:before="120" w:after="120"/>
-        <w:ind w:left="360" w:right="900" w:hanging="360"/>
-        <w:contextualSpacing/>
-        <w:jc w:val="both"/>
-        <w:rPr>
-          <w:rFonts w:eastAsia="Times New Roman"/>
-          <w:lang w:eastAsia="en-GB"/>
-        </w:rPr>
-      </w:pPr>
-    </w:p>
-    <w:p>
-      <w:pPr>
-        <w:tabs>
-          <w:tab w:val="left" w:pos="540"/>
-        </w:tabs>
-        <w:spacing w:before="120" w:after="120"/>
-        <w:ind w:left="360" w:right="900" w:hanging="360"/>
-        <w:contextualSpacing/>
-        <w:jc w:val="both"/>
-      </w:pPr>
-      <w:r>
-        <w:rPr>
-          <w:noProof/>
-        </w:rPr>
-        <mc:AlternateContent>
-          <mc:Choice Requires="wps">
-            <w:drawing>
-              <wp:inline distT="0" distB="0" distL="0" distR="0" wp14:anchorId="114414E3" wp14:editId="7BE1FEB6">
-                <wp:extent cx="355600" cy="355600"/>
-                <wp:effectExtent l="0" t="0" r="25400" b="25400"/>
-                <wp:docPr id="544793425" name="Rectangle 17"/>
-                <wp:cNvGraphicFramePr/>
-                <a:graphic xmlns:a="http://schemas.openxmlformats.org/drawingml/2006/main">
-                  <a:graphicData uri="http://schemas.microsoft.com/office/word/2010/wordprocessingShape">
-                    <wps:wsp>
-                      <wps:cNvSpPr/>
-                      <wps:spPr>
-                        <a:xfrm>
-                          <a:off x="0" y="0"/>
-                          <a:ext cx="355600" cy="355600"/>
-                        </a:xfrm>
-                        <a:prstGeom prst="rect">
-                          <a:avLst/>
-                        </a:prstGeom>
-                        <a:noFill/>
-                        <a:ln w="28575">
-                          <a:solidFill>
-                            <a:schemeClr val="tx1"/>
-                          </a:solidFill>
-                        </a:ln>
-                      </wps:spPr>
-                      <wps:style>
-                        <a:lnRef idx="2">
-                          <a:schemeClr val="accent1">
-                            <a:shade val="50000"/>
-                          </a:schemeClr>
-                        </a:lnRef>
-                        <a:fillRef idx="1">
-                          <a:schemeClr val="accent1"/>
-                        </a:fillRef>
-                        <a:effectRef idx="0">
-                          <a:schemeClr val="accent1"/>
-                        </a:effectRef>
-                        <a:fontRef idx="minor">
-                          <a:schemeClr val="lt1"/>
-                        </a:fontRef>
-                      </wps:style>
-                      <wps:bodyPr rot="0" spcFirstLastPara="0" vertOverflow="overflow" horzOverflow="overflow" vert="horz" wrap="square" lIns="91440" tIns="45720" rIns="91440" bIns="45720" numCol="1" spcCol="0" rtlCol="0" fromWordArt="0" anchor="ctr" anchorCtr="0" forceAA="0" compatLnSpc="1">
-                        <a:prstTxWarp prst="textNoShape">
-                          <a:avLst/>
-                        </a:prstTxWarp>
-                        <a:noAutofit/>
-                      </wps:bodyPr>
-                    </wps:wsp>
-                  </a:graphicData>
-                </a:graphic>
-              </wp:inline>
-            </w:drawing>
-          </mc:Choice>
-          <mc:Fallback>
-            <w:pict>
-              <v:rect w14:anchorId="2151246F" id="Rectangle 17" o:spid="_x0000_s1026" style="width:28pt;height:28pt;visibility:visible;mso-wrap-style:square;mso-left-percent:-10001;mso-top-percent:-10001;mso-position-horizontal:absolute;mso-position-horizontal-relative:char;mso-position-vertical:absolute;mso-position-vertical-relative:line;mso-left-percent:-10001;mso-top-percent:-10001;v-text-anchor:middle" o:gfxdata="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" filled="f" strokecolor="black [3213]" strokeweight="2.25pt">
-                <w10:anchorlock/>
-              </v:rect>
-            </w:pict>
-          </mc:Fallback>
-        </mc:AlternateContent>
-      </w:r>
-      <w:r>
-        <w:rPr>
-          <w:rFonts w:eastAsia="Times New Roman"/>
-          <w:lang w:eastAsia="en-GB"/>
-        </w:rPr>
-        <w:t>2.</w:t>
-      </w:r>
-      <w:r>
-        <w:tab/>
-      </w:r>
-      <w:r>
-        <w:rPr>
-          <w:rFonts w:eastAsia="Times New Roman"/>
-          <w:lang w:eastAsia="en-GB"/>
-        </w:rPr>
-        <w:t>I understand that my participation is voluntary and I am free to withdraw at any time without giving any reason, without medical care or legal rights being affected. I understand that should I withdraw, then information collected to that point may not be erased and that this information may still be used in the project analysis.</w:t>
-      </w:r>
-    </w:p>
-    <w:p>
-      <w:pPr>
-        <w:tabs>
-          <w:tab w:val="left" w:pos="540"/>
-        </w:tabs>
-        <w:spacing w:before="120" w:after="120"/>
-        <w:ind w:left="360" w:right="900" w:hanging="360"/>
-        <w:contextualSpacing/>
-        <w:jc w:val="both"/>
-      </w:pPr>
-    </w:p>
-    <w:p>
-      <w:pPr>
-        <w:tabs>
-          <w:tab w:val="left" w:pos="540"/>
-        </w:tabs>
-        <w:spacing w:before="120" w:after="120"/>
-        <w:ind w:left="360" w:right="900" w:hanging="360"/>
-        <w:contextualSpacing/>
-        <w:jc w:val="both"/>
-        <w:rPr>
-          <w:rFonts w:eastAsia="Times New Roman"/>
-          <w:lang w:eastAsia="en-GB"/>
-        </w:rPr>
-      </w:pPr>
-      <w:r>
-        <w:rPr>
-          <w:noProof/>
-        </w:rPr>
-        <mc:AlternateContent>
-          <mc:Choice Requires="wps">
-            <w:drawing>
-              <wp:inline distT="0" distB="0" distL="0" distR="0" wp14:anchorId="27F57970" wp14:editId="0F409821">
-                <wp:extent cx="355600" cy="355600"/>
-                <wp:effectExtent l="0" t="0" r="25400" b="25400"/>
-                <wp:docPr id="212182513" name="Rectangle 18"/>
-                <wp:cNvGraphicFramePr/>
-                <a:graphic xmlns:a="http://schemas.openxmlformats.org/drawingml/2006/main">
-                  <a:graphicData uri="http://schemas.microsoft.com/office/word/2010/wordprocessingShape">
-                    <wps:wsp>
-                      <wps:cNvSpPr/>
-                      <wps:spPr>
-                        <a:xfrm>
-                          <a:off x="0" y="0"/>
-                          <a:ext cx="355600" cy="355600"/>
-                        </a:xfrm>
-                        <a:prstGeom prst="rect">
-                          <a:avLst/>
-                        </a:prstGeom>
-                        <a:noFill/>
-                        <a:ln w="28575">
-                          <a:solidFill>
-                            <a:schemeClr val="tx1"/>
-                          </a:solidFill>
-                        </a:ln>
-                      </wps:spPr>
-                      <wps:style>
-                        <a:lnRef idx="2">
-                          <a:schemeClr val="accent1">
-                            <a:shade val="50000"/>
-                          </a:schemeClr>
-                        </a:lnRef>
-                        <a:fillRef idx="1">
-                          <a:schemeClr val="accent1"/>
-                        </a:fillRef>
-                        <a:effectRef idx="0">
-                          <a:schemeClr val="accent1"/>
-                        </a:effectRef>
-                        <a:fontRef idx="minor">
-                          <a:schemeClr val="lt1"/>
-                        </a:fontRef>
-                      </wps:style>
-                      <wps:bodyPr rot="0" spcFirstLastPara="0" vertOverflow="overflow" horzOverflow="overflow" vert="horz" wrap="square" lIns="91440" tIns="45720" rIns="91440" bIns="45720" numCol="1" spcCol="0" rtlCol="0" fromWordArt="0" anchor="ctr" anchorCtr="0" forceAA="0" compatLnSpc="1">
-                        <a:prstTxWarp prst="textNoShape">
-                          <a:avLst/>
-                        </a:prstTxWarp>
-                        <a:noAutofit/>
-                      </wps:bodyPr>
-                    </wps:wsp>
-                  </a:graphicData>
-                </a:graphic>
-              </wp:inline>
-            </w:drawing>
-          </mc:Choice>
-          <mc:Fallback>
-            <w:pict>
-              <v:rect w14:anchorId="58C49567" id="Rectangle 18" o:spid="_x0000_s1026" style="width:28pt;height:28pt;visibility:visible;mso-wrap-style:square;mso-left-percent:-10001;mso-top-percent:-10001;mso-position-horizontal:absolute;mso-position-horizontal-relative:char;mso-position-vertical:absolute;mso-position-vertical-relative:line;mso-left-percent:-10001;mso-top-percent:-10001;v-text-anchor:middle" o:gfxdata="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" filled="f" strokecolor="black [3213]" strokeweight="2.25pt">
-                <w10:anchorlock/>
-              </v:rect>
-            </w:pict>
-          </mc:Fallback>
-        </mc:AlternateContent>
-      </w:r>
-      <w:r>
-        <w:rPr>
-          <w:rFonts w:eastAsia="Times New Roman"/>
-          <w:lang w:eastAsia="en-GB"/>
-        </w:rPr>
-        <w:t>3.</w:t>
-      </w:r>
-      <w:r>
-        <w:tab/>
-      </w:r>
-      <w:r>
-        <w:rPr>
-          <w:rFonts w:eastAsia="Times New Roman"/>
-          <w:lang w:eastAsia="en-GB"/>
-        </w:rPr>
-        <w:t xml:space="preserve">I understand that relevant sections of data collected during the study, may be looked at by individuals from UA92, where it is relevant to my taking part in this research. I give permission for these individuals to have access to my </w:t>
-      </w:r>
-      <w:proofErr w:type="gramStart"/>
-      <w:r>
-        <w:rPr>
-          <w:rFonts w:eastAsia="Times New Roman"/>
-          <w:lang w:eastAsia="en-GB"/>
-        </w:rPr>
-        <w:t>records,</w:t>
-      </w:r>
-      <w:proofErr w:type="gramEnd"/>
-      <w:r>
-        <w:rPr>
-          <w:rFonts w:eastAsia="Times New Roman"/>
-          <w:lang w:eastAsia="en-GB"/>
-        </w:rPr>
-        <w:t xml:space="preserve"> I understand that my personal details will be kept confidential.</w:t>
-      </w:r>
-    </w:p>
-    <w:p>
-      <w:pPr>
-        <w:tabs>
-          <w:tab w:val="left" w:pos="540"/>
-        </w:tabs>
-        <w:spacing w:before="120" w:after="120"/>
-        <w:ind w:left="360" w:right="900" w:hanging="360"/>
-        <w:contextualSpacing/>
-        <w:jc w:val="both"/>
-        <w:rPr>
-          <w:rFonts w:eastAsia="Times New Roman"/>
-          <w:lang w:eastAsia="en-GB"/>
-        </w:rPr>
-      </w:pPr>
-    </w:p>
-    <w:p>
-      <w:pPr>
-        <w:tabs>
-          <w:tab w:val="left" w:pos="540"/>
-        </w:tabs>
-        <w:spacing w:before="120" w:after="120"/>
-        <w:ind w:left="360" w:right="900" w:hanging="360"/>
-        <w:contextualSpacing/>
-        <w:jc w:val="both"/>
-        <w:rPr>
-          <w:rFonts w:eastAsia="Times New Roman"/>
-          <w:lang w:eastAsia="en-GB"/>
-        </w:rPr>
-      </w:pPr>
-      <w:r>
-        <w:rPr>
-          <w:noProof/>
-        </w:rPr>
-        <mc:AlternateContent>
-          <mc:Choice Requires="wps">
-            <w:drawing>
-              <wp:inline distT="0" distB="0" distL="0" distR="0" wp14:anchorId="3C18E6AE" wp14:editId="22567FFF">
-                <wp:extent cx="355600" cy="355600"/>
-                <wp:effectExtent l="0" t="0" r="25400" b="25400"/>
-                <wp:docPr id="1519915647" name="Rectangle 19"/>
-                <wp:cNvGraphicFramePr/>
-                <a:graphic xmlns:a="http://schemas.openxmlformats.org/drawingml/2006/main">
-                  <a:graphicData uri="http://schemas.microsoft.com/office/word/2010/wordprocessingShape">
-                    <wps:wsp>
-                      <wps:cNvSpPr/>
-                      <wps:spPr>
-                        <a:xfrm>
-                          <a:off x="0" y="0"/>
-                          <a:ext cx="355600" cy="355600"/>
-                        </a:xfrm>
-                        <a:prstGeom prst="rect">
-                          <a:avLst/>
-                        </a:prstGeom>
-                        <a:noFill/>
-                        <a:ln w="28575">
-                          <a:solidFill>
-                            <a:schemeClr val="tx1"/>
-                          </a:solidFill>
-                        </a:ln>
-                      </wps:spPr>
-                      <wps:style>
-                        <a:lnRef idx="2">
-                          <a:schemeClr val="accent1">
-                            <a:shade val="50000"/>
-                          </a:schemeClr>
-                        </a:lnRef>
-                        <a:fillRef idx="1">
-                          <a:schemeClr val="accent1"/>
-                        </a:fillRef>
-                        <a:effectRef idx="0">
-                          <a:schemeClr val="accent1"/>
-                        </a:effectRef>
-                        <a:fontRef idx="minor">
-                          <a:schemeClr val="lt1"/>
-                        </a:fontRef>
-                      </wps:style>
-                      <wps:bodyPr rot="0" spcFirstLastPara="0" vertOverflow="overflow" horzOverflow="overflow" vert="horz" wrap="square" lIns="91440" tIns="45720" rIns="91440" bIns="45720" numCol="1" spcCol="0" rtlCol="0" fromWordArt="0" anchor="ctr" anchorCtr="0" forceAA="0" compatLnSpc="1">
-                        <a:prstTxWarp prst="textNoShape">
-                          <a:avLst/>
-                        </a:prstTxWarp>
-                        <a:noAutofit/>
-                      </wps:bodyPr>
-                    </wps:wsp>
-                  </a:graphicData>
-                </a:graphic>
-              </wp:inline>
-            </w:drawing>
-          </mc:Choice>
-          <mc:Fallback>
-            <w:pict>
-              <v:rect w14:anchorId="01465A2D" id="Rectangle 19" o:spid="_x0000_s1026" style="width:28pt;height:28pt;visibility:visible;mso-wrap-style:square;mso-left-percent:-10001;mso-top-percent:-10001;mso-position-horizontal:absolute;mso-position-horizontal-relative:char;mso-position-vertical:absolute;mso-position-vertical-relative:line;mso-left-percent:-10001;mso-top-percent:-10001;v-text-anchor:middle" o:gfxdata="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" filled="f" strokecolor="black [3213]" strokeweight="2.25pt">
-                <w10:anchorlock/>
-              </v:rect>
-            </w:pict>
-          </mc:Fallback>
-        </mc:AlternateContent>
-      </w:r>
-      <w:r>
-        <w:rPr>
-          <w:rFonts w:eastAsia="Times New Roman"/>
-          <w:lang w:eastAsia="en-GB"/>
-        </w:rPr>
-        <w:t>4.</w:t>
-      </w:r>
-      <w:r>
-        <w:tab/>
-      </w:r>
-      <w:r>
-        <w:rPr>
-          <w:rFonts w:eastAsia="Times New Roman"/>
-          <w:lang w:eastAsia="en-GB"/>
-        </w:rPr>
-        <w:t>I understand that the information collected about me may be subsequently used to support other research in the future and may be shared anonymously with other researchers.</w:t>
-      </w:r>
-    </w:p>
-    <w:p>
-      <w:pPr>
-        <w:tabs>
-          <w:tab w:val="left" w:pos="540"/>
-        </w:tabs>
-        <w:spacing w:before="120" w:after="120"/>
-        <w:ind w:left="360" w:right="900" w:hanging="360"/>
-        <w:contextualSpacing/>
-        <w:jc w:val="both"/>
-        <w:rPr>
-          <w:rFonts w:eastAsia="Times New Roman"/>
-          <w:lang w:eastAsia="en-GB"/>
-        </w:rPr>
-      </w:pPr>
-    </w:p>
-    <w:p>
-      <w:pPr>
-        <w:tabs>
-          <w:tab w:val="left" w:pos="540"/>
-        </w:tabs>
-        <w:spacing w:before="120" w:after="120"/>
-        <w:ind w:left="360" w:right="900" w:hanging="360"/>
-        <w:contextualSpacing/>
-        <w:jc w:val="both"/>
-      </w:pPr>
-      <w:r>
-        <w:rPr>
-          <w:noProof/>
-        </w:rPr>
-        <w:lastRenderedPageBreak/>
-        <mc:AlternateContent>
-          <mc:Choice Requires="wps">
-            <w:drawing>
-              <wp:inline distT="0" distB="0" distL="0" distR="0" wp14:anchorId="6B792ADB" wp14:editId="226E0FDE">
-                <wp:extent cx="355600" cy="355600"/>
-                <wp:effectExtent l="19050" t="19050" r="25400" b="25400"/>
-                <wp:docPr id="865862589" name="Rectangle 1509642557"/>
-                <wp:cNvGraphicFramePr/>
-                <a:graphic xmlns:a="http://schemas.openxmlformats.org/drawingml/2006/main">
-                  <a:graphicData uri="http://schemas.microsoft.com/office/word/2010/wordprocessingShape">
-                    <wps:wsp>
-                      <wps:cNvSpPr/>
-                      <wps:spPr>
-                        <a:xfrm>
-                          <a:off x="0" y="0"/>
-                          <a:ext cx="355600" cy="355600"/>
-                        </a:xfrm>
-                        <a:prstGeom prst="rect">
-                          <a:avLst/>
-                        </a:prstGeom>
-                        <a:noFill/>
-                        <a:ln w="28575">
-                          <a:solidFill>
-                            <a:schemeClr val="tx1"/>
-                          </a:solidFill>
-                        </a:ln>
-                      </wps:spPr>
-                      <wps:style>
-                        <a:lnRef idx="2">
-                          <a:schemeClr val="accent1">
-                            <a:shade val="50000"/>
-                          </a:schemeClr>
-                        </a:lnRef>
-                        <a:fillRef idx="1">
-                          <a:schemeClr val="accent1"/>
-                        </a:fillRef>
-                        <a:effectRef idx="0">
-                          <a:schemeClr val="accent1"/>
-                        </a:effectRef>
-                        <a:fontRef idx="minor">
-                          <a:schemeClr val="lt1"/>
-                        </a:fontRef>
-                      </wps:style>
-                      <wps:bodyPr rot="0" spcFirstLastPara="0" vertOverflow="overflow" horzOverflow="overflow" vert="horz" wrap="square" lIns="91440" tIns="45720" rIns="91440" bIns="45720" numCol="1" spcCol="0" rtlCol="0" fromWordArt="0" anchor="ctr" anchorCtr="0" forceAA="0" compatLnSpc="1">
-                        <a:prstTxWarp prst="textNoShape">
-                          <a:avLst/>
-                        </a:prstTxWarp>
-                        <a:noAutofit/>
-                      </wps:bodyPr>
-                    </wps:wsp>
-                  </a:graphicData>
-                </a:graphic>
-              </wp:inline>
-            </w:drawing>
-          </mc:Choice>
-          <mc:Fallback>
-            <w:pict>
-              <v:rect w14:anchorId="04201362" id="Rectangle 1509642557" o:spid="_x0000_s1026" style="width:28pt;height:28pt;visibility:visible;mso-wrap-style:square;mso-left-percent:-10001;mso-top-percent:-10001;mso-position-horizontal:absolute;mso-position-horizontal-relative:char;mso-position-vertical:absolute;mso-position-vertical-relative:line;mso-left-percent:-10001;mso-top-percent:-10001;v-text-anchor:middle" o:gfxdata="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" filled="f" strokecolor="black [3213]" strokeweight="2.25pt">
-                <w10:anchorlock/>
-              </v:rect>
-            </w:pict>
-          </mc:Fallback>
-        </mc:AlternateContent>
-      </w:r>
-      <w:r>
-        <w:rPr>
-          <w:rFonts w:eastAsia="Times New Roman"/>
-          <w:lang w:eastAsia="en-GB"/>
-        </w:rPr>
-        <w:t>5.</w:t>
-      </w:r>
-      <w:r>
-        <w:tab/>
-      </w:r>
-      <w:r>
-        <w:t>I understand that any information I give will remain confidential and anonymous unless it is thought that there is a risk of harm to myself or others, or required by law, in which case the principle and/or project investigator(s) may need to share this information.</w:t>
-      </w:r>
-    </w:p>
-    <w:p>
-      <w:pPr>
-        <w:tabs>
-          <w:tab w:val="left" w:pos="540"/>
-        </w:tabs>
-        <w:spacing w:before="120" w:after="120"/>
-        <w:ind w:left="360" w:right="900" w:hanging="360"/>
-        <w:contextualSpacing/>
-        <w:jc w:val="both"/>
-        <w:rPr>
-          <w:rFonts w:eastAsia="Times New Roman"/>
-          <w:noProof/>
-          <w:lang w:eastAsia="en-GB"/>
-        </w:rPr>
-      </w:pPr>
-      <w:r>
-        <w:rPr>
-          <w:noProof/>
-        </w:rPr>
-        <mc:AlternateContent>
-          <mc:Choice Requires="wps">
-            <w:drawing>
-              <wp:inline distT="0" distB="0" distL="0" distR="0" wp14:anchorId="7363784F" wp14:editId="4A0B6589">
-                <wp:extent cx="355600" cy="355600"/>
-                <wp:effectExtent l="19050" t="19050" r="25400" b="25400"/>
-                <wp:docPr id="1184730400" name="Rectangle 20"/>
-                <wp:cNvGraphicFramePr/>
-                <a:graphic xmlns:a="http://schemas.openxmlformats.org/drawingml/2006/main">
-                  <a:graphicData uri="http://schemas.microsoft.com/office/word/2010/wordprocessingShape">
-                    <wps:wsp>
-                      <wps:cNvSpPr/>
-                      <wps:spPr>
-                        <a:xfrm>
-                          <a:off x="0" y="0"/>
-                          <a:ext cx="355600" cy="355600"/>
-                        </a:xfrm>
-                        <a:prstGeom prst="rect">
-                          <a:avLst/>
-                        </a:prstGeom>
-                        <a:noFill/>
-                        <a:ln w="28575">
-                          <a:solidFill>
-                            <a:schemeClr val="tx1"/>
-                          </a:solidFill>
-                        </a:ln>
-                      </wps:spPr>
-                      <wps:style>
-                        <a:lnRef idx="2">
-                          <a:schemeClr val="accent1">
-                            <a:shade val="50000"/>
-                          </a:schemeClr>
-                        </a:lnRef>
-                        <a:fillRef idx="1">
-                          <a:schemeClr val="accent1"/>
-                        </a:fillRef>
-                        <a:effectRef idx="0">
-                          <a:schemeClr val="accent1"/>
-                        </a:effectRef>
-                        <a:fontRef idx="minor">
-                          <a:schemeClr val="lt1"/>
-                        </a:fontRef>
-                      </wps:style>
-                      <wps:bodyPr rot="0" spcFirstLastPara="0" vertOverflow="overflow" horzOverflow="overflow" vert="horz" wrap="square" lIns="91440" tIns="45720" rIns="91440" bIns="45720" numCol="1" spcCol="0" rtlCol="0" fromWordArt="0" anchor="ctr" anchorCtr="0" forceAA="0" compatLnSpc="1">
-                        <a:prstTxWarp prst="textNoShape">
-                          <a:avLst/>
-                        </a:prstTxWarp>
-                        <a:noAutofit/>
-                      </wps:bodyPr>
-                    </wps:wsp>
-                  </a:graphicData>
-                </a:graphic>
-              </wp:inline>
-            </w:drawing>
-          </mc:Choice>
-          <mc:Fallback>
-            <w:pict>
-              <v:rect w14:anchorId="10516ADA" id="Rectangle 20" o:spid="_x0000_s1026" style="width:28pt;height:28pt;visibility:visible;mso-wrap-style:square;mso-left-percent:-10001;mso-top-percent:-10001;mso-position-horizontal:absolute;mso-position-horizontal-relative:char;mso-position-vertical:absolute;mso-position-vertical-relative:line;mso-left-percent:-10001;mso-top-percent:-10001;v-text-anchor:middle" o:gfxdata="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" filled="f" strokecolor="black [3213]" strokeweight="2.25pt">
-                <w10:anchorlock/>
-              </v:rect>
-            </w:pict>
-          </mc:Fallback>
-        </mc:AlternateContent>
-      </w:r>
-    </w:p>
-    <w:p>
-      <w:pPr>
-        <w:tabs>
-          <w:tab w:val="left" w:pos="540"/>
-        </w:tabs>
-        <w:spacing w:before="120" w:after="120"/>
-        <w:ind w:left="360" w:right="900" w:hanging="360"/>
-        <w:contextualSpacing/>
-        <w:jc w:val="both"/>
-      </w:pPr>
-      <w:r>
-        <w:rPr>
-          <w:rFonts w:eastAsia="Times New Roman"/>
-          <w:noProof/>
-          <w:lang w:eastAsia="en-GB"/>
-        </w:rPr>
-        <w:t>6.</w:t>
-      </w:r>
-      <w:r>
-        <w:tab/>
-        <w:t>I agree to take part in the above project.</w:t>
-      </w:r>
-    </w:p>
-    <w:tbl>
-      <w:tblPr>
-        <w:tblStyle w:val="TableGrid"/>
-        <w:tblW w:w="0" w:type="auto"/>
-        <w:tblBorders>
-          <w:top w:val="none" w:sz="0" w:space="0" w:color="auto"/>
-          <w:left w:val="none" w:sz="0" w:space="0" w:color="auto"/>
-          <w:bottom w:val="none" w:sz="0" w:space="0" w:color="auto"/>
-          <w:right w:val="none" w:sz="0" w:space="0" w:color="auto"/>
-          <w:insideH w:val="none" w:sz="0" w:space="0" w:color="auto"/>
-          <w:insideV w:val="none" w:sz="0" w:space="0" w:color="auto"/>
-        </w:tblBorders>
-        <w:tblLook w:val="04A0" w:firstRow="1" w:lastRow="0" w:firstColumn="1" w:lastColumn="0" w:noHBand="0" w:noVBand="1"/>
-      </w:tblPr>
-      <w:tblGrid>
-        <w:gridCol w:w="6516"/>
-        <w:gridCol w:w="425"/>
-        <w:gridCol w:w="2075"/>
-      </w:tblGrid>
-      <w:tr>
-        <w:trPr>
-          <w:trHeight w:val="704"/>
-        </w:trPr>
-        <w:tc>
-          <w:tcPr>
-            <w:tcW w:w="6516" w:type="dxa"/>
-            <w:tcBorders>
-              <w:bottom w:val="single" w:sz="4" w:space="0" w:color="auto"/>
-            </w:tcBorders>
-            <w:vAlign w:val="center"/>
-          </w:tcPr>
-          <w:p>
-            <w:pPr>
-              <w:rPr>
-                <w:b/>
-                <w:bCs/>
-              </w:rPr>
-            </w:pPr>
-          </w:p>
-        </w:tc>
-        <w:tc>
-          <w:tcPr>
-            <w:tcW w:w="425" w:type="dxa"/>
-            <w:vAlign w:val="center"/>
-          </w:tcPr>
-          <w:p>
-            <w:pPr>
-              <w:rPr>
-                <w:b/>
-                <w:bCs/>
-              </w:rPr>
-            </w:pPr>
-          </w:p>
-        </w:tc>
-        <w:tc>
-          <w:tcPr>
-            <w:tcW w:w="2075" w:type="dxa"/>
-            <w:vAlign w:val="center"/>
-          </w:tcPr>
-          <w:p>
-            <w:pPr>
-              <w:rPr>
-                <w:b/>
-                <w:bCs/>
-              </w:rPr>
-            </w:pPr>
-          </w:p>
-        </w:tc>
-      </w:tr>
-      <w:tr>
-        <w:trPr>
-          <w:trHeight w:val="300"/>
-        </w:trPr>
-        <w:tc>
-          <w:tcPr>
-            <w:tcW w:w="6516" w:type="dxa"/>
-            <w:tcBorders>
-              <w:top w:val="single" w:sz="4" w:space="0" w:color="auto"/>
-            </w:tcBorders>
-            <w:vAlign w:val="center"/>
-          </w:tcPr>
-          <w:p>
-            <w:pPr>
-              <w:rPr>
-                <w:b/>
-                <w:bCs/>
-              </w:rPr>
-            </w:pPr>
-            <w:r>
-              <w:rPr>
-                <w:b/>
-                <w:bCs/>
-              </w:rPr>
-              <w:t>Participant Name (print)</w:t>
-            </w:r>
-          </w:p>
-        </w:tc>
-        <w:tc>
-          <w:tcPr>
-            <w:tcW w:w="425" w:type="dxa"/>
-            <w:vAlign w:val="center"/>
-          </w:tcPr>
-          <w:p>
-            <w:pPr>
-              <w:rPr>
-                <w:b/>
-                <w:bCs/>
-              </w:rPr>
-            </w:pPr>
-          </w:p>
-        </w:tc>
-        <w:tc>
-          <w:tcPr>
-            <w:tcW w:w="2075" w:type="dxa"/>
-            <w:vAlign w:val="center"/>
-          </w:tcPr>
-          <w:p>
-            <w:pPr>
-              <w:rPr>
-                <w:b/>
-                <w:bCs/>
-              </w:rPr>
-            </w:pPr>
-          </w:p>
-        </w:tc>
-      </w:tr>
-      <w:tr>
-        <w:trPr>
-          <w:trHeight w:val="672"/>
-        </w:trPr>
-        <w:tc>
-          <w:tcPr>
-            <w:tcW w:w="6516" w:type="dxa"/>
-            <w:tcBorders>
-              <w:bottom w:val="single" w:sz="4" w:space="0" w:color="auto"/>
-            </w:tcBorders>
-            <w:vAlign w:val="center"/>
-          </w:tcPr>
-          <w:p>
-            <w:pPr>
-              <w:rPr>
-                <w:b/>
-                <w:bCs/>
-              </w:rPr>
-            </w:pPr>
-          </w:p>
-        </w:tc>
-        <w:tc>
-          <w:tcPr>
-            <w:tcW w:w="425" w:type="dxa"/>
-            <w:vAlign w:val="center"/>
-          </w:tcPr>
-          <w:p>
-            <w:pPr>
-              <w:rPr>
-                <w:b/>
-                <w:bCs/>
-              </w:rPr>
-            </w:pPr>
-          </w:p>
-        </w:tc>
-        <w:tc>
-          <w:tcPr>
-            <w:tcW w:w="2075" w:type="dxa"/>
-            <w:tcBorders>
-              <w:bottom w:val="single" w:sz="4" w:space="0" w:color="auto"/>
-            </w:tcBorders>
-            <w:vAlign w:val="center"/>
-          </w:tcPr>
-          <w:p>
-            <w:pPr>
-              <w:rPr>
-                <w:b/>
-                <w:bCs/>
-              </w:rPr>
-            </w:pPr>
-          </w:p>
-        </w:tc>
-      </w:tr>
-      <w:tr>
-        <w:trPr>
-          <w:trHeight w:val="300"/>
-        </w:trPr>
-        <w:tc>
-          <w:tcPr>
-            <w:tcW w:w="6516" w:type="dxa"/>
-            <w:tcBorders>
-              <w:top w:val="single" w:sz="4" w:space="0" w:color="auto"/>
-            </w:tcBorders>
-            <w:vAlign w:val="center"/>
-          </w:tcPr>
-          <w:p>
-            <w:pPr>
-              <w:rPr>
-                <w:b/>
-                <w:bCs/>
-              </w:rPr>
-            </w:pPr>
-            <w:r>
-              <w:rPr>
-                <w:b/>
-                <w:bCs/>
-              </w:rPr>
-              <w:t>Participant Signature</w:t>
-            </w:r>
-          </w:p>
-        </w:tc>
-        <w:tc>
-          <w:tcPr>
-            <w:tcW w:w="425" w:type="dxa"/>
-            <w:vAlign w:val="center"/>
-          </w:tcPr>
-          <w:p>
-            <w:pPr>
-              <w:rPr>
-                <w:b/>
-                <w:bCs/>
-              </w:rPr>
-            </w:pPr>
-          </w:p>
-        </w:tc>
-        <w:tc>
-          <w:tcPr>
-            <w:tcW w:w="2075" w:type="dxa"/>
-            <w:tcBorders>
-              <w:top w:val="single" w:sz="4" w:space="0" w:color="auto"/>
-            </w:tcBorders>
-            <w:vAlign w:val="center"/>
-          </w:tcPr>
-          <w:p>
-            <w:pPr>
-              <w:rPr>
-                <w:b/>
-                <w:bCs/>
-              </w:rPr>
-            </w:pPr>
-            <w:r>
-              <w:rPr>
-                <w:b/>
-                <w:bCs/>
-              </w:rPr>
-              <w:t>Date</w:t>
-            </w:r>
-          </w:p>
-        </w:tc>
-      </w:tr>
-      <w:tr>
-        <w:trPr>
-          <w:trHeight w:val="704"/>
-        </w:trPr>
-        <w:tc>
-          <w:tcPr>
-            <w:tcW w:w="6516" w:type="dxa"/>
-            <w:tcBorders>
-              <w:bottom w:val="single" w:sz="4" w:space="0" w:color="auto"/>
-            </w:tcBorders>
-            <w:vAlign w:val="center"/>
-          </w:tcPr>
-          <w:p>
-            <w:pPr>
-              <w:rPr>
-                <w:b/>
-                <w:bCs/>
-              </w:rPr>
-            </w:pPr>
-          </w:p>
-        </w:tc>
-        <w:tc>
-          <w:tcPr>
-            <w:tcW w:w="425" w:type="dxa"/>
-            <w:vAlign w:val="center"/>
-          </w:tcPr>
-          <w:p>
-            <w:pPr>
-              <w:rPr>
-                <w:b/>
-                <w:bCs/>
-              </w:rPr>
-            </w:pPr>
-          </w:p>
-        </w:tc>
-        <w:tc>
-          <w:tcPr>
-            <w:tcW w:w="2075" w:type="dxa"/>
-            <w:vAlign w:val="center"/>
-          </w:tcPr>
-          <w:p>
-            <w:pPr>
-              <w:rPr>
-                <w:b/>
-                <w:bCs/>
-              </w:rPr>
-            </w:pPr>
-          </w:p>
-        </w:tc>
-      </w:tr>
-      <w:tr>
-        <w:trPr>
-          <w:trHeight w:val="300"/>
-        </w:trPr>
-        <w:tc>
-          <w:tcPr>
-            <w:tcW w:w="6516" w:type="dxa"/>
-            <w:tcBorders>
-              <w:top w:val="single" w:sz="4" w:space="0" w:color="auto"/>
-            </w:tcBorders>
-            <w:vAlign w:val="center"/>
-          </w:tcPr>
-          <w:p>
-            <w:pPr>
-              <w:rPr>
-                <w:b/>
-                <w:bCs/>
-              </w:rPr>
-            </w:pPr>
-            <w:r>
-              <w:rPr>
-                <w:b/>
-                <w:bCs/>
-              </w:rPr>
-              <w:t>Name of Person Taking Consent (print)</w:t>
-            </w:r>
-          </w:p>
-        </w:tc>
-        <w:tc>
-          <w:tcPr>
-            <w:tcW w:w="425" w:type="dxa"/>
-            <w:vAlign w:val="center"/>
-          </w:tcPr>
-          <w:p>
-            <w:pPr>
-              <w:rPr>
-                <w:b/>
-                <w:bCs/>
-              </w:rPr>
-            </w:pPr>
-          </w:p>
-        </w:tc>
-        <w:tc>
-          <w:tcPr>
-            <w:tcW w:w="2075" w:type="dxa"/>
-            <w:vAlign w:val="center"/>
-          </w:tcPr>
-          <w:p>
-            <w:pPr>
-              <w:rPr>
-                <w:b/>
-                <w:bCs/>
-              </w:rPr>
-            </w:pPr>
-          </w:p>
-        </w:tc>
-      </w:tr>
-      <w:tr>
-        <w:trPr>
-          <w:trHeight w:val="672"/>
-        </w:trPr>
-        <w:tc>
-          <w:tcPr>
-            <w:tcW w:w="6516" w:type="dxa"/>
-            <w:tcBorders>
-              <w:bottom w:val="single" w:sz="4" w:space="0" w:color="auto"/>
-            </w:tcBorders>
-            <w:vAlign w:val="center"/>
-          </w:tcPr>
-          <w:p>
-            <w:pPr>
-              <w:rPr>
-                <w:b/>
-                <w:bCs/>
-              </w:rPr>
-            </w:pPr>
-          </w:p>
-        </w:tc>
-        <w:tc>
-          <w:tcPr>
-            <w:tcW w:w="425" w:type="dxa"/>
-            <w:vAlign w:val="center"/>
-          </w:tcPr>
-          <w:p>
-            <w:pPr>
-              <w:rPr>
-                <w:b/>
-                <w:bCs/>
-              </w:rPr>
-            </w:pPr>
-          </w:p>
-        </w:tc>
-        <w:tc>
-          <w:tcPr>
-            <w:tcW w:w="2075" w:type="dxa"/>
-            <w:tcBorders>
-              <w:bottom w:val="single" w:sz="4" w:space="0" w:color="auto"/>
-            </w:tcBorders>
-            <w:vAlign w:val="center"/>
-          </w:tcPr>
-          <w:p>
-            <w:pPr>
-              <w:rPr>
-                <w:b/>
-                <w:bCs/>
-              </w:rPr>
-            </w:pPr>
-          </w:p>
-        </w:tc>
-      </w:tr>
-      <w:tr>
-        <w:trPr>
-          <w:trHeight w:val="300"/>
-        </w:trPr>
-        <w:tc>
-          <w:tcPr>
-            <w:tcW w:w="6516" w:type="dxa"/>
-            <w:tcBorders>
-              <w:top w:val="single" w:sz="4" w:space="0" w:color="auto"/>
-            </w:tcBorders>
-            <w:vAlign w:val="center"/>
-          </w:tcPr>
-          <w:p>
-            <w:pPr>
-              <w:rPr>
-                <w:b/>
-                <w:bCs/>
-              </w:rPr>
-            </w:pPr>
-            <w:r>
-              <w:rPr>
-                <w:b/>
-                <w:bCs/>
-              </w:rPr>
-              <w:t>Signature of Person Taking Consent</w:t>
-            </w:r>
-          </w:p>
-        </w:tc>
-        <w:tc>
-          <w:tcPr>
-            <w:tcW w:w="425" w:type="dxa"/>
-            <w:vAlign w:val="center"/>
-          </w:tcPr>
-          <w:p>
-            <w:pPr>
-              <w:rPr>
-                <w:b/>
-                <w:bCs/>
-              </w:rPr>
-            </w:pPr>
-          </w:p>
-        </w:tc>
-        <w:tc>
-          <w:tcPr>
-            <w:tcW w:w="2075" w:type="dxa"/>
-            <w:tcBorders>
-              <w:top w:val="single" w:sz="4" w:space="0" w:color="auto"/>
-            </w:tcBorders>
-            <w:vAlign w:val="center"/>
-          </w:tcPr>
-          <w:p>
-            <w:pPr>
-              <w:rPr>
-                <w:b/>
-                <w:bCs/>
-              </w:rPr>
-            </w:pPr>
-            <w:r>
-              <w:rPr>
-                <w:b/>
-                <w:bCs/>
-              </w:rPr>
-              <w:t>Date</w:t>
-            </w:r>
-          </w:p>
-        </w:tc>
-      </w:tr>
-    </w:tbl>
-    <w:p>
-      <w:pPr>
-        <w:pStyle w:val="BodyText"/>
-        <w:jc w:val="both"/>
-        <w:rPr>
-          <w:b/>
-          <w:bCs/>
-        </w:rPr>
-      </w:pPr>
-    </w:p>
-    <w:p>
-      <w:pPr>
-        <w:jc w:val="both"/>
-        <w:rPr>
-          <w:b/>
-          <w:bCs/>
-        </w:rPr>
-      </w:pPr>
-      <w:r>
-        <w:rPr>
-          <w:b/>
-          <w:bCs/>
-        </w:rPr>
-        <w:t>PARTICIPANT DEBRIEF FORM (POST-PARTICIPATION)</w:t>
-      </w:r>
-    </w:p>
-    <w:p>
-      <w:pPr>
-        <w:jc w:val="both"/>
-        <w:rPr>
-          <w:rFonts w:ascii="Helvetica" w:hAnsi="Helvetica" w:cstheme="majorBidi"/>
-          <w:b/>
-          <w:bCs/>
-        </w:rPr>
-      </w:pPr>
-    </w:p>
-    <w:p>
-      <w:pPr>
-        <w:jc w:val="both"/>
-        <w:rPr>
-          <w:rFonts w:ascii="Helvetica" w:hAnsi="Helvetica" w:cstheme="majorBidi"/>
-          <w:b/>
-          <w:bCs/>
-        </w:rPr>
-      </w:pPr>
-    </w:p>
-    <w:tbl>
-      <w:tblPr>
-        <w:tblStyle w:val="TableGrid"/>
-        <w:tblW w:w="0" w:type="auto"/>
-        <w:tblLook w:val="04A0" w:firstRow="1" w:lastRow="0" w:firstColumn="1" w:lastColumn="0" w:noHBand="0" w:noVBand="1"/>
-      </w:tblPr>
-      <w:tblGrid>
-        <w:gridCol w:w="2547"/>
-        <w:gridCol w:w="6469"/>
-      </w:tblGrid>
-      <w:tr>
-        <w:trPr>
-          <w:trHeight w:val="249"/>
-        </w:trPr>
-        <w:tc>
-          <w:tcPr>
-            <w:tcW w:w="2547" w:type="dxa"/>
-            <w:tcBorders>
-              <w:bottom w:val="single" w:sz="4" w:space="0" w:color="auto"/>
-            </w:tcBorders>
-            <w:shd w:val="clear" w:color="auto" w:fill="D9D9D9" w:themeFill="background1" w:themeFillShade="D9"/>
-          </w:tcPr>
-          <w:p>
-            <w:pPr>
-              <w:jc w:val="both"/>
-              <w:rPr>
-                <w:b/>
-                <w:bCs/>
-              </w:rPr>
-            </w:pPr>
-            <w:r>
-              <w:rPr>
-                <w:b/>
-                <w:bCs/>
-              </w:rPr>
-              <w:t>Project Title:</w:t>
-            </w:r>
-          </w:p>
-        </w:tc>
-        <w:tc>
-          <w:tcPr>
-            <w:tcW w:w="6469" w:type="dxa"/>
-            <w:tcBorders>
-              <w:bottom w:val="single" w:sz="4" w:space="0" w:color="auto"/>
-            </w:tcBorders>
-          </w:tcPr>
-          <w:p>
-            <w:pPr>
-              <w:jc w:val="both"/>
-              <w:rPr>
-                <w:color w:val="C00000"/>
-              </w:rPr>
-            </w:pPr>
-            <w:r>
-              <w:rPr>
-                <w:color w:val="C00000"/>
-                <w:lang w:val="en-US"/>
-              </w:rPr>
-              <w:t>Beyond the Barrier: Investigating CV &amp; AI-Driven Feedback Systems to Democratise Performance Coaching in Sim Racing</w:t>
-            </w:r>
-          </w:p>
-        </w:tc>
-      </w:tr>
-      <w:tr>
-        <w:trPr>
-          <w:trHeight w:val="254"/>
-        </w:trPr>
-        <w:tc>
-          <w:tcPr>
-            <w:tcW w:w="2547" w:type="dxa"/>
-            <w:tcBorders>
-              <w:top w:val="single" w:sz="4" w:space="0" w:color="auto"/>
-              <w:left w:val="single" w:sz="4" w:space="0" w:color="auto"/>
-              <w:bottom w:val="single" w:sz="4" w:space="0" w:color="auto"/>
-              <w:right w:val="single" w:sz="4" w:space="0" w:color="auto"/>
-            </w:tcBorders>
-            <w:shd w:val="clear" w:color="auto" w:fill="D9D9D9" w:themeFill="background1" w:themeFillShade="D9"/>
-          </w:tcPr>
-          <w:p>
-            <w:pPr>
-              <w:jc w:val="both"/>
-              <w:rPr>
-                <w:b/>
-                <w:bCs/>
-              </w:rPr>
-            </w:pPr>
-            <w:r>
-              <w:rPr>
-                <w:b/>
-                <w:bCs/>
-              </w:rPr>
-              <w:t>Ethics Reference ID#:</w:t>
-            </w:r>
-          </w:p>
-        </w:tc>
-        <w:tc>
-          <w:tcPr>
-            <w:tcW w:w="6469" w:type="dxa"/>
-            <w:tcBorders>
-              <w:top w:val="single" w:sz="4" w:space="0" w:color="auto"/>
-              <w:left w:val="single" w:sz="4" w:space="0" w:color="auto"/>
-              <w:bottom w:val="single" w:sz="4" w:space="0" w:color="auto"/>
-              <w:right w:val="single" w:sz="4" w:space="0" w:color="auto"/>
-            </w:tcBorders>
-          </w:tcPr>
-          <w:p>
-            <w:pPr>
-              <w:jc w:val="both"/>
-              <w:rPr>
-                <w:color w:val="C00000"/>
-              </w:rPr>
-            </w:pPr>
-            <w:r>
-              <w:rPr>
-                <w:color w:val="C00000"/>
-              </w:rPr>
-              <w:t>UA_WOD_0109</w:t>
-            </w:r>
-          </w:p>
-        </w:tc>
-      </w:tr>
-      <w:tr>
-        <w:trPr>
-          <w:trHeight w:val="458"/>
-        </w:trPr>
-        <w:tc>
-          <w:tcPr>
-            <w:tcW w:w="2547" w:type="dxa"/>
-            <w:tcBorders>
-              <w:top w:val="single" w:sz="4" w:space="0" w:color="auto"/>
-              <w:bottom w:val="single" w:sz="4" w:space="0" w:color="auto"/>
-            </w:tcBorders>
-            <w:shd w:val="clear" w:color="auto" w:fill="D9D9D9" w:themeFill="background1" w:themeFillShade="D9"/>
-          </w:tcPr>
-          <w:p>
-            <w:pPr>
-              <w:rPr>
-                <w:b/>
-                <w:bCs/>
-              </w:rPr>
-            </w:pPr>
-            <w:r>
-              <w:rPr>
-                <w:b/>
-                <w:bCs/>
-              </w:rPr>
-              <w:t>Names of Researchers leading the project:</w:t>
-            </w:r>
-          </w:p>
-        </w:tc>
-        <w:tc>
-          <w:tcPr>
-            <w:tcW w:w="6469" w:type="dxa"/>
-            <w:tcBorders>
-              <w:top w:val="single" w:sz="4" w:space="0" w:color="auto"/>
-              <w:bottom w:val="single" w:sz="4" w:space="0" w:color="auto"/>
-            </w:tcBorders>
-          </w:tcPr>
-          <w:p>
-            <w:pPr>
-              <w:jc w:val="both"/>
-            </w:pPr>
-            <w:r>
-              <w:rPr>
-                <w:color w:val="C00000"/>
-              </w:rPr>
-              <w:t>Muhammad Umar Bakhtiar Khan</w:t>
-            </w:r>
-          </w:p>
-        </w:tc>
-      </w:tr>
-      <w:tr>
-        <w:trPr>
-          <w:trHeight w:val="254"/>
-        </w:trPr>
-        <w:tc>
-          <w:tcPr>
-            <w:tcW w:w="9016" w:type="dxa"/>
-            <w:gridSpan w:val="2"/>
-            <w:tcBorders>
-              <w:top w:val="single" w:sz="4" w:space="0" w:color="auto"/>
-              <w:left w:val="nil"/>
-              <w:bottom w:val="nil"/>
-              <w:right w:val="nil"/>
-            </w:tcBorders>
-          </w:tcPr>
-          <w:p>
-            <w:pPr>
-              <w:jc w:val="both"/>
-              <w:rPr>
-                <w:i/>
-                <w:iCs/>
-              </w:rPr>
-            </w:pPr>
-            <w:r>
-              <w:rPr>
-                <w:i/>
-                <w:iCs/>
-              </w:rPr>
-              <w:t>Contact details of the researchers are given at the end of this information sheet</w:t>
-            </w:r>
-          </w:p>
-          <w:p>
-            <w:pPr>
-              <w:jc w:val="both"/>
-              <w:rPr>
-                <w:i/>
-                <w:iCs/>
-              </w:rPr>
-            </w:pPr>
-          </w:p>
-        </w:tc>
-      </w:tr>
-    </w:tbl>
-    <w:p>
-      <w:pPr>
-        <w:pStyle w:val="BodyText"/>
-        <w:jc w:val="both"/>
-      </w:pPr>
-      <w:r>
-        <w:t>Thank you for taking part in this project. The data that you have helped us collect will provide a better understanding of the coaching needs of sim racing beginners and how AI might help lower the barrier to entry</w:t>
-      </w:r>
-      <w:r>
-        <w:t>.</w:t>
-      </w:r>
-    </w:p>
-    <w:p>
-      <w:pPr>
-        <w:pStyle w:val="BodyText"/>
-        <w:jc w:val="both"/>
-        <w:rPr>
-          <w:b/>
-          <w:bCs/>
-        </w:rPr>
-      </w:pPr>
-    </w:p>
-    <w:p>
-      <w:pPr>
-        <w:pStyle w:val="BodyText"/>
-        <w:jc w:val="both"/>
-      </w:pPr>
-      <w:r>
-        <w:t>Study design</w:t>
-      </w:r>
-    </w:p>
-    <w:p>
-      <w:pPr>
-        <w:pStyle w:val="BodyText"/>
-        <w:jc w:val="both"/>
-      </w:pPr>
-      <w:r>
-        <w:t>The design of this project was to utilize an anonymous, online Microsoft Forms questionnaire to gather user attitudes and perceptions regarding current sim racing telemetry and hypothetical AI coaching tools</w:t>
-      </w:r>
-      <w:r>
-        <w:t>.</w:t>
-      </w:r>
-    </w:p>
-    <w:p>
-      <w:pPr>
-        <w:pStyle w:val="BodyText"/>
-        <w:jc w:val="both"/>
-        <w:rPr>
-          <w:b/>
-          <w:bCs/>
-          <w:color w:val="000000" w:themeColor="text1"/>
-        </w:rPr>
-      </w:pPr>
-    </w:p>
-    <w:p>
-      <w:pPr>
-        <w:pStyle w:val="BodyText"/>
-        <w:jc w:val="both"/>
-      </w:pPr>
-      <w:r>
-        <w:t xml:space="preserve">Risk and adverse effects </w:t>
-      </w:r>
-    </w:p>
-    <w:p>
-      <w:pPr>
-        <w:pStyle w:val="BodyText"/>
-        <w:jc w:val="both"/>
-        <w:rPr>
-          <w:b/>
-          <w:bCs/>
-        </w:rPr>
-      </w:pPr>
-      <w:r>
-        <w:t>In the project there w</w:t>
-      </w:r>
-      <w:r>
-        <w:t>ere risk factors like stress on eyes during the questionnaires</w:t>
-      </w:r>
-      <w:r>
-        <w:t>.</w:t>
-      </w:r>
-      <w:r>
-        <w:rPr>
-          <w:color w:val="C00000"/>
-        </w:rPr>
-        <w:t xml:space="preserve"> </w:t>
-      </w:r>
-      <w:r>
-        <w:t xml:space="preserve">During this project, </w:t>
-      </w:r>
-      <w:r>
-        <w:t>the risk didn’t</w:t>
-      </w:r>
-      <w:r>
-        <w:t xml:space="preserve"> occur and no adverse effects are expected</w:t>
-      </w:r>
-      <w:r>
-        <w:rPr>
-          <w:color w:val="C00000"/>
-        </w:rPr>
-        <w:t>.</w:t>
-      </w:r>
-    </w:p>
-    <w:p>
-      <w:pPr>
-        <w:pStyle w:val="BodyText"/>
-        <w:jc w:val="both"/>
-        <w:rPr>
-          <w:b/>
-          <w:bCs/>
-        </w:rPr>
-      </w:pPr>
-    </w:p>
-    <w:p>
-      <w:pPr>
-        <w:pStyle w:val="BodyText"/>
-        <w:jc w:val="both"/>
-      </w:pPr>
-      <w:r>
-        <w:lastRenderedPageBreak/>
-        <w:t>Data management</w:t>
-      </w:r>
-    </w:p>
-    <w:p>
-      <w:pPr>
-        <w:jc w:val="both"/>
-        <w:rPr>
-          <w:rFonts w:eastAsia="Times New Roman"/>
-          <w:color w:val="000000" w:themeColor="text1"/>
-        </w:rPr>
-      </w:pPr>
-      <w:r>
-        <w:rPr>
-          <w:rFonts w:eastAsia="Times New Roman"/>
-          <w:color w:val="000000" w:themeColor="text1"/>
-        </w:rPr>
-        <w:t>All data and information gained from</w:t>
-      </w:r>
-      <w:r>
-        <w:rPr>
-          <w:rFonts w:eastAsia="Times New Roman"/>
-          <w:color w:val="000000" w:themeColor="text1"/>
-        </w:rPr>
-        <w:t xml:space="preserve"> your </w:t>
-      </w:r>
-      <w:r>
-        <w:rPr>
-          <w:rFonts w:eastAsia="Times New Roman"/>
-          <w:color w:val="000000" w:themeColor="text1"/>
-        </w:rPr>
-        <w:t xml:space="preserve">participation in this study will be kept confidential. No identifying information will be stored with any data. All data will be kept on a secure, password encrypted computer. Data will be held until graduation for undergraduate or postgraduate projects, or for 3 years (unless otherwise specified) after submission for presentation at an academic conference or publication in an academic journal. </w:t>
-      </w:r>
-      <w:r>
-        <w:t>Your identity will not be revealed in any published article. Because we do not retain personal information, we unfortunately will not be able to inform you of these publications.</w:t>
-      </w:r>
-    </w:p>
-    <w:p>
-      <w:pPr>
-        <w:jc w:val="both"/>
-        <w:rPr>
-          <w:rFonts w:eastAsia="Times New Roman"/>
-          <w:color w:val="000000" w:themeColor="text1"/>
-        </w:rPr>
-      </w:pPr>
-    </w:p>
-    <w:p>
-      <w:pPr>
-        <w:jc w:val="both"/>
-        <w:rPr>
-          <w:rFonts w:eastAsia="Times New Roman"/>
-          <w:b/>
-          <w:bCs/>
-          <w:color w:val="000000" w:themeColor="text1"/>
-        </w:rPr>
-      </w:pPr>
-      <w:r>
-        <w:rPr>
-          <w:rFonts w:eastAsia="Times New Roman"/>
-          <w:b/>
-          <w:bCs/>
-          <w:color w:val="000000" w:themeColor="text1"/>
-        </w:rPr>
-        <w:t>Right to withdraw</w:t>
-      </w:r>
-    </w:p>
-    <w:p>
-      <w:pPr>
-        <w:contextualSpacing/>
-        <w:jc w:val="both"/>
-      </w:pPr>
-      <w:r>
-        <w:rPr>
-          <w:rFonts w:eastAsia="Times New Roman"/>
-          <w:color w:val="000000" w:themeColor="text1"/>
-        </w:rPr>
-        <w:t>Ethical approval has been granted for this project, however if you experienced undue discomfort during your participation, please do not hesitate to contact the project researchers.</w:t>
-      </w:r>
-      <w:r>
-        <w:t xml:space="preserve"> The researchers’ contact details are given at the end of this debrief sheet</w:t>
-      </w:r>
-      <w:r>
-        <w:rPr>
-          <w:rFonts w:eastAsia="Times New Roman"/>
-          <w:color w:val="000000" w:themeColor="text1"/>
-        </w:rPr>
-        <w:t xml:space="preserve">. Furthermore, you may request to withdraw your data from the study without any consequence by contacting the Principal Investigator or the Project Supervisor within the next two weeks. </w:t>
-      </w:r>
-      <w:r>
-        <w:t>If you feel that we have let you down in relation to your information rights then please contact the Information Compliance team by email on compliance@UA92.ac.uk or by post at Information Compliance</w:t>
-      </w:r>
-      <w:r>
-        <w:rPr>
-          <w:color w:val="000000" w:themeColor="text1"/>
-        </w:rPr>
-        <w:t>, UA92, Brian Statham Way, Old Trafford, Stretford, Manchester, M16 0PU. You can also mak</w:t>
-      </w:r>
-      <w:r>
-        <w:t>e complaints directly to the Information Commissioner’s Office (ICO). The ICO is the independent authority upholding information rights for the UK. Their website is ico.org.uk and their telephone helpline number is 0303 123 1113.</w:t>
-      </w:r>
-    </w:p>
-    <w:p>
-      <w:pPr>
-        <w:contextualSpacing/>
-        <w:jc w:val="both"/>
-      </w:pPr>
-    </w:p>
-    <w:p>
-      <w:pPr>
-        <w:jc w:val="both"/>
-        <w:rPr>
-          <w:b/>
-          <w:bCs/>
-        </w:rPr>
-      </w:pPr>
-      <w:r>
-        <w:rPr>
-          <w:b/>
-          <w:bCs/>
-        </w:rPr>
-        <w:t>In the event of distress:</w:t>
-      </w:r>
-    </w:p>
-    <w:p>
-      <w:pPr>
-        <w:jc w:val="both"/>
-        <w:rPr>
-          <w:rFonts w:ascii="Calibri" w:eastAsia="Calibri" w:hAnsi="Calibri" w:cs="Calibri"/>
-          <w:color w:val="C00000"/>
-        </w:rPr>
-      </w:pPr>
-      <w:r>
-        <w:rPr>
-          <w:rFonts w:ascii="Calibri" w:eastAsia="Calibri" w:hAnsi="Calibri" w:cs="Calibri"/>
-          <w:color w:val="C00000"/>
-        </w:rPr>
-        <w:t xml:space="preserve">for UA92 student participants: Should you feel distressed because of taking part in this research project, or in the future, you can reach out to the UA92 Wellbeing service for support by email at </w:t>
-      </w:r>
-      <w:hyperlink r:id="rId6">
-        <w:r>
-          <w:rPr>
-            <w:rStyle w:val="Hyperlink"/>
-            <w:rFonts w:ascii="Calibri" w:eastAsia="Calibri" w:hAnsi="Calibri" w:cs="Calibri"/>
-            <w:b/>
-            <w:bCs/>
-          </w:rPr>
-          <w:t>well-being@UA92.ac.uk</w:t>
-        </w:r>
-      </w:hyperlink>
-      <w:r>
-        <w:rPr>
-          <w:rStyle w:val="normaltextrun"/>
-          <w:rFonts w:ascii="Calibri" w:eastAsia="Calibri" w:hAnsi="Calibri" w:cs="Calibri"/>
-          <w:color w:val="C00000"/>
-        </w:rPr>
-        <w:t>. All emails are confidential and seen only by the Wellbeing Team.]</w:t>
-      </w:r>
-    </w:p>
-    <w:p>
-      <w:pPr>
-        <w:jc w:val="both"/>
-        <w:rPr>
-          <w:rFonts w:ascii="Calibri" w:eastAsia="Calibri" w:hAnsi="Calibri" w:cs="Calibri"/>
-          <w:color w:val="C00000"/>
-        </w:rPr>
-      </w:pPr>
-    </w:p>
-    <w:p>
-      <w:pPr>
-        <w:jc w:val="both"/>
-        <w:rPr>
-          <w:rFonts w:ascii="Calibri" w:eastAsia="Calibri" w:hAnsi="Calibri" w:cs="Calibri"/>
-          <w:color w:val="C00000"/>
-        </w:rPr>
-      </w:pPr>
-      <w:r>
-        <w:rPr>
-          <w:rStyle w:val="normaltextrun"/>
-          <w:rFonts w:ascii="Calibri" w:eastAsia="Calibri" w:hAnsi="Calibri" w:cs="Calibri"/>
-          <w:color w:val="C00000"/>
-        </w:rPr>
-        <w:t xml:space="preserve">[alternatively: Should the research pose any emotional distress, Samaritans can be contacted 24 hours a day, 7 days a week:  </w:t>
-      </w:r>
-      <w:hyperlink r:id="rId7">
-        <w:r>
-          <w:rPr>
-            <w:rStyle w:val="Hyperlink"/>
-            <w:rFonts w:ascii="Calibri" w:eastAsia="Calibri" w:hAnsi="Calibri" w:cs="Calibri"/>
-          </w:rPr>
-          <w:t>Contact Us | Samaritans</w:t>
-        </w:r>
-      </w:hyperlink>
-      <w:r>
-        <w:rPr>
-          <w:rFonts w:ascii="Calibri" w:eastAsia="Calibri" w:hAnsi="Calibri" w:cs="Calibri"/>
-          <w:color w:val="C00000"/>
-        </w:rPr>
-        <w:t xml:space="preserve"> alternatively, phone Samaritans on 116 123]</w:t>
-      </w:r>
-    </w:p>
-    <w:p>
-      <w:pPr>
-        <w:contextualSpacing/>
-        <w:jc w:val="both"/>
-      </w:pPr>
-    </w:p>
-    <w:p>
-      <w:pPr>
-        <w:jc w:val="both"/>
-        <w:rPr>
-          <w:rFonts w:eastAsia="Times New Roman"/>
-          <w:color w:val="000000" w:themeColor="text1"/>
-        </w:rPr>
-      </w:pPr>
-    </w:p>
-    <w:p>
-      <w:pPr>
-        <w:pStyle w:val="BodyText"/>
-        <w:contextualSpacing/>
-        <w:jc w:val="both"/>
-      </w:pPr>
-      <w:r>
-        <w:t>Thank you for taking the time to read this information and for taking part in this project.</w:t>
-      </w:r>
-    </w:p>
-    <w:p>
-      <w:pPr>
-        <w:pStyle w:val="BodyText"/>
-        <w:contextualSpacing/>
-        <w:jc w:val="both"/>
-        <w:rPr>
-          <w:b/>
-          <w:bCs/>
-        </w:rPr>
-      </w:pPr>
-    </w:p>
-    <w:p>
-      <w:pPr>
-        <w:pStyle w:val="BodyText"/>
-        <w:contextualSpacing/>
-        <w:jc w:val="both"/>
-        <w:rPr>
-          <w:b/>
-          <w:bCs/>
-        </w:rPr>
-      </w:pPr>
-    </w:p>
-    <w:p>
-      <w:pPr>
-        <w:pStyle w:val="BodyText"/>
-        <w:contextualSpacing/>
-        <w:jc w:val="both"/>
-      </w:pPr>
-      <w:r>
-        <w:t>Contact details of the researchers at UA92:</w:t>
-      </w:r>
-    </w:p>
-    <w:p>
-      <w:pPr>
-        <w:pStyle w:val="BodyText"/>
-        <w:contextualSpacing/>
-        <w:jc w:val="both"/>
-        <w:rPr>
-          <w:b/>
-          <w:bCs/>
-          <w:color w:val="C00000"/>
-        </w:rPr>
-      </w:pPr>
-      <w:r>
-        <w:rPr>
-          <w:b/>
-          <w:bCs/>
-          <w:color w:val="C00000"/>
-        </w:rPr>
-        <w:t xml:space="preserve">Muhammad Umar Bakhtiar Khan, </w:t>
-      </w:r>
-      <w:hyperlink r:id="rId8" w:history="1">
-        <w:r>
-          <w:rPr>
-            <w:rStyle w:val="Hyperlink"/>
-            <w:b/>
-            <w:bCs/>
-          </w:rPr>
-          <w:t>L39519848@student.ua92.ac.uk</w:t>
-        </w:r>
-      </w:hyperlink>
-    </w:p>
-    <w:p/>
     <w:sectPr>
       <w:pgSz w:w="11906" w:h="16838"/>
       <w:pgMar w:top="1440" w:right="1440" w:bottom="1440" w:left="1440" w:header="708" w:footer="708" w:gutter="0"/>
